--- a/3k1s/RPR3-1/отчеты/Отчёт7.docx
+++ b/3k1s/RPR3-1/отчеты/Отчёт7.docx
@@ -1,6 +1,6 @@
 
 <file path=word/document.xml><?xml version="1.0" encoding="utf-8"?>
-<w:document xmlns:wpc="http://schemas.microsoft.com/office/word/2010/wordprocessingCanvas" xmlns:cx="http://schemas.microsoft.com/office/drawing/2014/chartex" xmlns:cx1="http://schemas.microsoft.com/office/drawing/2015/9/8/chartex" xmlns:cx2="http://schemas.microsoft.com/office/drawing/2015/10/21/chartex" xmlns:cx3="http://schemas.microsoft.com/office/drawing/2016/5/9/chartex" xmlns:cx4="http://schemas.microsoft.com/office/drawing/2016/5/10/chartex" xmlns:cx5="http://schemas.microsoft.com/office/drawing/2016/5/11/chartex" xmlns:cx6="http://schemas.microsoft.com/office/drawing/2016/5/12/chartex" xmlns:cx7="http://schemas.microsoft.com/office/drawing/2016/5/13/chartex" xmlns:cx8="http://schemas.microsoft.com/office/drawing/2016/5/14/chartex" xmlns:mc="http://schemas.openxmlformats.org/markup-compatibility/2006" xmlns:aink="http://schemas.microsoft.com/office/drawing/2016/ink" xmlns:am3d="http://schemas.microsoft.com/office/drawing/2017/model3d" xmlns:o="urn:schemas-microsoft-com:office:office" xmlns:oel="http://schemas.microsoft.com/office/2019/extlst" xmlns:r="http://schemas.openxmlformats.org/officeDocument/2006/relationships" xmlns:m="http://schemas.openxmlformats.org/officeDocument/2006/math" xmlns:v="urn:schemas-microsoft-com:vml" xmlns:wp14="http://schemas.microsoft.com/office/word/2010/wordprocessingDrawing" xmlns:wp="http://schemas.openxmlformats.org/drawingml/2006/wordprocessingDrawing" xmlns:w10="urn:schemas-microsoft-com:office:word" xmlns:w="http://schemas.openxmlformats.org/wordprocessingml/2006/main" xmlns:w14="http://schemas.microsoft.com/office/word/2010/wordml" xmlns:w15="http://schemas.microsoft.com/office/word/2012/wordml" xmlns:w16cex="http://schemas.microsoft.com/office/word/2018/wordml/cex" xmlns:w16cid="http://schemas.microsoft.com/office/word/2016/wordml/cid" xmlns:w16="http://schemas.microsoft.com/office/word/2018/wordml" xmlns:w16du="http://schemas.microsoft.com/office/word/2023/wordml/word16du" xmlns:w16sdtdh="http://schemas.microsoft.com/office/word/2020/wordml/sdtdatahash" xmlns:w16se="http://schemas.microsoft.com/office/word/2015/wordml/symex" xmlns:wpg="http://schemas.microsoft.com/office/word/2010/wordprocessingGroup" xmlns:wpi="http://schemas.microsoft.com/office/word/2010/wordprocessingInk" xmlns:wne="http://schemas.microsoft.com/office/word/2006/wordml" xmlns:wps="http://schemas.microsoft.com/office/word/2010/wordprocessingShape" mc:Ignorable="w14 w15 w16se w16cid w16 w16cex w16sdtdh w16du wp14">
+<w:document xmlns:wpc="http://schemas.microsoft.com/office/word/2010/wordprocessingCanvas" xmlns:cx="http://schemas.microsoft.com/office/drawing/2014/chartex" xmlns:mc="http://schemas.openxmlformats.org/markup-compatibility/2006" xmlns:o="urn:schemas-microsoft-com:office:office" xmlns:r="http://schemas.openxmlformats.org/officeDocument/2006/relationships" xmlns:m="http://schemas.openxmlformats.org/officeDocument/2006/math" xmlns:v="urn:schemas-microsoft-com:vml" xmlns:wp14="http://schemas.microsoft.com/office/word/2010/wordprocessingDrawing" xmlns:wp="http://schemas.openxmlformats.org/drawingml/2006/wordprocessingDrawing" xmlns:w10="urn:schemas-microsoft-com:office:word" xmlns:w="http://schemas.openxmlformats.org/wordprocessingml/2006/main" xmlns:w14="http://schemas.microsoft.com/office/word/2010/wordml" xmlns:w15="http://schemas.microsoft.com/office/word/2012/wordml" xmlns:w16se="http://schemas.microsoft.com/office/word/2015/wordml/symex" xmlns:wpg="http://schemas.microsoft.com/office/word/2010/wordprocessingGroup" xmlns:wpi="http://schemas.microsoft.com/office/word/2010/wordprocessingInk" xmlns:wne="http://schemas.microsoft.com/office/word/2006/wordml" xmlns:wps="http://schemas.microsoft.com/office/word/2010/wordprocessingShape" mc:Ignorable="w14 w15 w16se wp14">
   <w:body>
     <w:p>
       <w:pPr>
@@ -14,10 +14,8 @@
           <w:szCs w:val="28"/>
         </w:rPr>
       </w:pPr>
-      <w:bookmarkStart w:id="0" w:name="_GoBack"/>
-      <w:bookmarkStart w:id="1" w:name="_Toc138864657"/>
-      <w:bookmarkStart w:id="2" w:name="_Toc144568899"/>
-      <w:bookmarkEnd w:id="0"/>
+      <w:bookmarkStart w:id="0" w:name="_Toc138864657"/>
+      <w:bookmarkStart w:id="1" w:name="_Toc144568899"/>
       <w:r>
         <w:rPr>
           <w:rFonts w:ascii="Times New Roman" w:hAnsi="Times New Roman"/>
@@ -26,7 +24,7 @@
           <w:sz w:val="28"/>
           <w:szCs w:val="28"/>
         </w:rPr>
-        <w:t xml:space="preserve">Лабораторная работа № 7. Ознакомление с Power </w:t>
+        <w:t xml:space="preserve">Лабораторная работа № 7. Ознакомление с </w:t>
       </w:r>
       <w:proofErr w:type="spellStart"/>
       <w:r>
@@ -37,7 +35,7 @@
           <w:sz w:val="28"/>
           <w:szCs w:val="28"/>
         </w:rPr>
-        <w:t>Automate</w:t>
+        <w:t>Power</w:t>
       </w:r>
       <w:proofErr w:type="spellEnd"/>
       <w:r>
@@ -48,10 +46,44 @@
           <w:sz w:val="28"/>
           <w:szCs w:val="28"/>
         </w:rPr>
-        <w:t xml:space="preserve"> Desktop</w:t>
-      </w:r>
+        <w:t xml:space="preserve"> </w:t>
+      </w:r>
+      <w:proofErr w:type="spellStart"/>
+      <w:r>
+        <w:rPr>
+          <w:rFonts w:ascii="Times New Roman" w:hAnsi="Times New Roman"/>
+          <w:b w:val="0"/>
+          <w:color w:val="000000" w:themeColor="text1"/>
+          <w:sz w:val="28"/>
+          <w:szCs w:val="28"/>
+        </w:rPr>
+        <w:t>Automate</w:t>
+      </w:r>
+      <w:proofErr w:type="spellEnd"/>
+      <w:r>
+        <w:rPr>
+          <w:rFonts w:ascii="Times New Roman" w:hAnsi="Times New Roman"/>
+          <w:b w:val="0"/>
+          <w:color w:val="000000" w:themeColor="text1"/>
+          <w:sz w:val="28"/>
+          <w:szCs w:val="28"/>
+        </w:rPr>
+        <w:t xml:space="preserve"> </w:t>
+      </w:r>
+      <w:proofErr w:type="spellStart"/>
+      <w:r>
+        <w:rPr>
+          <w:rFonts w:ascii="Times New Roman" w:hAnsi="Times New Roman"/>
+          <w:b w:val="0"/>
+          <w:color w:val="000000" w:themeColor="text1"/>
+          <w:sz w:val="28"/>
+          <w:szCs w:val="28"/>
+        </w:rPr>
+        <w:t>Desktop</w:t>
+      </w:r>
+      <w:bookmarkEnd w:id="0"/>
       <w:bookmarkEnd w:id="1"/>
-      <w:bookmarkEnd w:id="2"/>
+      <w:proofErr w:type="spellEnd"/>
     </w:p>
     <w:p>
       <w:pPr>
@@ -254,11 +286,12 @@
           <w:color w:val="000000" w:themeColor="text1"/>
           <w:sz w:val="28"/>
           <w:szCs w:val="28"/>
+          <w:lang w:val="ru-RU" w:eastAsia="ru-RU"/>
         </w:rPr>
         <w:drawing>
-          <wp:inline distT="0" distB="0" distL="0" distR="0" wp14:anchorId="19687A7D" wp14:editId="582FBAAA">
-            <wp:extent cx="2735642" cy="2590800"/>
-            <wp:effectExtent l="0" t="0" r="7620" b="0"/>
+          <wp:inline distT="0" distB="0" distL="0" distR="0" wp14:anchorId="19687A7D" wp14:editId="6076DF68">
+            <wp:extent cx="3137941" cy="2971800"/>
+            <wp:effectExtent l="0" t="0" r="5715" b="0"/>
             <wp:docPr id="10" name="Рисунок 10"/>
             <wp:cNvGraphicFramePr>
               <a:graphicFrameLocks xmlns:a="http://schemas.openxmlformats.org/drawingml/2006/main" noChangeAspect="1"/>
@@ -279,7 +312,7 @@
                   <pic:spPr>
                     <a:xfrm>
                       <a:off x="0" y="0"/>
-                      <a:ext cx="2742509" cy="2597304"/>
+                      <a:ext cx="3152584" cy="2985668"/>
                     </a:xfrm>
                     <a:prstGeom prst="rect">
                       <a:avLst/>
@@ -336,7 +369,7 @@
           <w:szCs w:val="28"/>
           <w:lang w:val="ru-RU"/>
         </w:rPr>
-        <w:t xml:space="preserve">Для того, чтобы показать сообщение нужно использовать </w:t>
+        <w:t xml:space="preserve">Для того, чтобы показать сообщение нужно использовать действие </w:t>
       </w:r>
       <w:proofErr w:type="gramStart"/>
       <w:r>
@@ -347,7 +380,7 @@
           <w:szCs w:val="28"/>
           <w:lang w:val="ru-RU"/>
         </w:rPr>
-        <w:t>действие</w:t>
+        <w:t>Показать</w:t>
       </w:r>
       <w:proofErr w:type="gramEnd"/>
       <w:r>
@@ -358,7 +391,7 @@
           <w:szCs w:val="28"/>
           <w:lang w:val="ru-RU"/>
         </w:rPr>
-        <w:t xml:space="preserve"> Показать сообщение. Действие </w:t>
+        <w:t xml:space="preserve"> сообщение. Действие </w:t>
       </w:r>
       <w:r>
         <w:rPr>
@@ -418,11 +451,12 @@
           <w:color w:val="000000" w:themeColor="text1"/>
           <w:sz w:val="28"/>
           <w:szCs w:val="28"/>
+          <w:lang w:val="ru-RU" w:eastAsia="ru-RU"/>
         </w:rPr>
         <w:drawing>
-          <wp:inline distT="0" distB="0" distL="0" distR="0" wp14:anchorId="3A1900DF" wp14:editId="6C43412D">
-            <wp:extent cx="2346960" cy="2768680"/>
-            <wp:effectExtent l="0" t="0" r="0" b="0"/>
+          <wp:inline distT="0" distB="0" distL="0" distR="0" wp14:anchorId="3A1900DF" wp14:editId="24C5805A">
+            <wp:extent cx="2691765" cy="3175442"/>
+            <wp:effectExtent l="0" t="0" r="0" b="6350"/>
             <wp:docPr id="11" name="Рисунок 11"/>
             <wp:cNvGraphicFramePr>
               <a:graphicFrameLocks xmlns:a="http://schemas.openxmlformats.org/drawingml/2006/main" noChangeAspect="1"/>
@@ -443,7 +477,7 @@
                   <pic:spPr>
                     <a:xfrm>
                       <a:off x="0" y="0"/>
-                      <a:ext cx="2358914" cy="2782782"/>
+                      <a:ext cx="2712566" cy="3199980"/>
                     </a:xfrm>
                     <a:prstGeom prst="rect">
                       <a:avLst/>
@@ -500,6 +534,7 @@
           <w:szCs w:val="28"/>
           <w:lang w:val="ru-RU"/>
         </w:rPr>
+        <w:lastRenderedPageBreak/>
         <w:t xml:space="preserve">Дальше нужно извлечь текст из файла </w:t>
       </w:r>
       <w:r>
@@ -580,12 +615,12 @@
           <w:color w:val="000000" w:themeColor="text1"/>
           <w:sz w:val="28"/>
           <w:szCs w:val="28"/>
-        </w:rPr>
-        <w:lastRenderedPageBreak/>
+          <w:lang w:val="ru-RU" w:eastAsia="ru-RU"/>
+        </w:rPr>
         <w:drawing>
-          <wp:inline distT="0" distB="0" distL="0" distR="0" wp14:anchorId="6B285734" wp14:editId="05A64979">
-            <wp:extent cx="2524760" cy="1949139"/>
-            <wp:effectExtent l="0" t="0" r="8890" b="0"/>
+          <wp:inline distT="0" distB="0" distL="0" distR="0" wp14:anchorId="6B285734" wp14:editId="7FB4249D">
+            <wp:extent cx="2946297" cy="2274570"/>
+            <wp:effectExtent l="0" t="0" r="6985" b="0"/>
             <wp:docPr id="12" name="Рисунок 12"/>
             <wp:cNvGraphicFramePr>
               <a:graphicFrameLocks xmlns:a="http://schemas.openxmlformats.org/drawingml/2006/main" noChangeAspect="1"/>
@@ -606,7 +641,7 @@
                   <pic:spPr>
                     <a:xfrm>
                       <a:off x="0" y="0"/>
-                      <a:ext cx="2540415" cy="1961225"/>
+                      <a:ext cx="2971194" cy="2293791"/>
                     </a:xfrm>
                     <a:prstGeom prst="rect">
                       <a:avLst/>
@@ -722,11 +757,12 @@
           <w:color w:val="000000" w:themeColor="text1"/>
           <w:sz w:val="28"/>
           <w:szCs w:val="28"/>
+          <w:lang w:val="ru-RU" w:eastAsia="ru-RU"/>
         </w:rPr>
         <w:drawing>
-          <wp:inline distT="0" distB="0" distL="0" distR="0" wp14:anchorId="575D69DE" wp14:editId="35B34B5B">
-            <wp:extent cx="2489200" cy="2407503"/>
-            <wp:effectExtent l="0" t="0" r="6350" b="0"/>
+          <wp:inline distT="0" distB="0" distL="0" distR="0" wp14:anchorId="575D69DE" wp14:editId="2A30C218">
+            <wp:extent cx="2842198" cy="2748915"/>
+            <wp:effectExtent l="0" t="0" r="0" b="0"/>
             <wp:docPr id="13" name="Рисунок 13"/>
             <wp:cNvGraphicFramePr>
               <a:graphicFrameLocks xmlns:a="http://schemas.openxmlformats.org/drawingml/2006/main" noChangeAspect="1"/>
@@ -747,7 +783,7 @@
                   <pic:spPr>
                     <a:xfrm>
                       <a:off x="0" y="0"/>
-                      <a:ext cx="2499707" cy="2417665"/>
+                      <a:ext cx="2859734" cy="2765876"/>
                     </a:xfrm>
                     <a:prstGeom prst="rect">
                       <a:avLst/>
@@ -820,16 +856,16 @@
       <w:r>
         <w:rPr>
           <w:rFonts w:ascii="Times New Roman" w:hAnsi="Times New Roman" w:cs="Times New Roman"/>
-          <w:noProof/>
-          <w:color w:val="000000" w:themeColor="text1"/>
-          <w:sz w:val="28"/>
-          <w:szCs w:val="28"/>
+          <w:color w:val="000000" w:themeColor="text1"/>
+          <w:sz w:val="28"/>
+          <w:szCs w:val="28"/>
+          <w:lang w:val="ru-RU"/>
         </w:rPr>
         <w:drawing>
-          <wp:inline distT="0" distB="0" distL="0" distR="0" wp14:anchorId="3A5EB681" wp14:editId="5E8C4189">
-            <wp:extent cx="980440" cy="944570"/>
-            <wp:effectExtent l="0" t="0" r="0" b="8255"/>
-            <wp:docPr id="16" name="Рисунок 16"/>
+          <wp:inline distT="0" distB="0" distL="0" distR="0" wp14:anchorId="4C15E8AF" wp14:editId="20A28AE1">
+            <wp:extent cx="1146894" cy="1105593"/>
+            <wp:effectExtent l="0" t="0" r="0" b="0"/>
+            <wp:docPr id="1" name="Рисунок 1"/>
             <wp:cNvGraphicFramePr>
               <a:graphicFrameLocks xmlns:a="http://schemas.openxmlformats.org/drawingml/2006/main" noChangeAspect="1"/>
             </wp:cNvGraphicFramePr>
@@ -840,20 +876,27 @@
                     <pic:cNvPr id="1" name=""/>
                     <pic:cNvPicPr/>
                   </pic:nvPicPr>
-                  <pic:blipFill>
+                  <pic:blipFill rotWithShape="1">
                     <a:blip r:embed="rId8"/>
-                    <a:stretch>
-                      <a:fillRect/>
-                    </a:stretch>
+                    <a:srcRect t="1972" r="1546"/>
+                    <a:stretch/>
                   </pic:blipFill>
-                  <pic:spPr>
+                  <pic:spPr bwMode="auto">
                     <a:xfrm>
                       <a:off x="0" y="0"/>
-                      <a:ext cx="998859" cy="962315"/>
+                      <a:ext cx="1156675" cy="1115022"/>
                     </a:xfrm>
                     <a:prstGeom prst="rect">
                       <a:avLst/>
                     </a:prstGeom>
+                    <a:ln>
+                      <a:noFill/>
+                    </a:ln>
+                    <a:extLst>
+                      <a:ext uri="{53640926-AAD7-44D8-BBD7-CCE9431645EC}">
+                        <a14:shadowObscured xmlns:a14="http://schemas.microsoft.com/office/drawing/2010/main"/>
+                      </a:ext>
+                    </a:extLst>
                   </pic:spPr>
                 </pic:pic>
               </a:graphicData>
@@ -882,6 +925,7 @@
           <w:szCs w:val="28"/>
           <w:lang w:val="ru-RU"/>
         </w:rPr>
+        <w:lastRenderedPageBreak/>
         <w:t>Рисунок 7.5 – Результат работы процесса</w:t>
       </w:r>
     </w:p>
@@ -1035,18 +1079,7 @@
           <w:szCs w:val="28"/>
           <w:lang w:val="ru-RU"/>
         </w:rPr>
-        <w:t xml:space="preserve"> и </w:t>
-      </w:r>
-      <w:r>
-        <w:rPr>
-          <w:rFonts w:ascii="Times New Roman" w:hAnsi="Times New Roman" w:cs="Times New Roman"/>
-          <w:color w:val="000000" w:themeColor="text1"/>
-          <w:sz w:val="28"/>
-          <w:szCs w:val="28"/>
-          <w:lang w:val="ru-RU"/>
-        </w:rPr>
-        <w:lastRenderedPageBreak/>
-        <w:t xml:space="preserve">используется действие “Прочитать из листа </w:t>
+        <w:t xml:space="preserve"> и используется действие “Прочитать из листа </w:t>
       </w:r>
       <w:r>
         <w:rPr>
@@ -1144,6 +1177,7 @@
           <w:color w:val="000000" w:themeColor="text1"/>
           <w:sz w:val="28"/>
           <w:szCs w:val="28"/>
+          <w:lang w:val="ru-RU" w:eastAsia="ru-RU"/>
         </w:rPr>
         <w:drawing>
           <wp:inline distT="0" distB="0" distL="0" distR="0" wp14:anchorId="45BB1A55" wp14:editId="35EE087E">
@@ -1247,6 +1281,7 @@
           <w:color w:val="000000" w:themeColor="text1"/>
           <w:sz w:val="28"/>
           <w:szCs w:val="28"/>
+          <w:lang w:val="ru-RU" w:eastAsia="ru-RU"/>
         </w:rPr>
         <w:drawing>
           <wp:inline distT="0" distB="0" distL="0" distR="0" wp14:anchorId="07C8ACE8" wp14:editId="389DFFAC">
@@ -1336,6 +1371,7 @@
           <w:shd w:val="clear" w:color="auto" w:fill="C5E0B3"/>
           <w:lang w:val="ru-RU"/>
         </w:rPr>
+        <w:lastRenderedPageBreak/>
         <w:t>Задание 7-3</w:t>
       </w:r>
       <w:r>
@@ -1474,8 +1510,8 @@
           <w:color w:val="000000" w:themeColor="text1"/>
           <w:sz w:val="28"/>
           <w:szCs w:val="28"/>
-        </w:rPr>
-        <w:lastRenderedPageBreak/>
+          <w:lang w:val="ru-RU" w:eastAsia="ru-RU"/>
+        </w:rPr>
         <w:drawing>
           <wp:inline distT="0" distB="0" distL="0" distR="0" wp14:anchorId="20663696" wp14:editId="0C48EED0">
             <wp:extent cx="3709188" cy="3012831"/>
@@ -1577,6 +1613,7 @@
           <w:color w:val="000000" w:themeColor="text1"/>
           <w:sz w:val="28"/>
           <w:szCs w:val="28"/>
+          <w:lang w:val="ru-RU" w:eastAsia="ru-RU"/>
         </w:rPr>
         <w:drawing>
           <wp:inline distT="0" distB="0" distL="0" distR="0" wp14:anchorId="64FE5EA1" wp14:editId="0D8121C1">
@@ -1798,6 +1835,7 @@
           <w:color w:val="000000" w:themeColor="text1"/>
           <w:sz w:val="28"/>
           <w:szCs w:val="28"/>
+          <w:lang w:val="ru-RU" w:eastAsia="ru-RU"/>
         </w:rPr>
         <w:lastRenderedPageBreak/>
         <w:drawing>
@@ -1903,16 +1941,16 @@
       <w:r>
         <w:rPr>
           <w:rFonts w:ascii="Times New Roman" w:hAnsi="Times New Roman" w:cs="Times New Roman"/>
-          <w:noProof/>
-          <w:color w:val="000000" w:themeColor="text1"/>
-          <w:sz w:val="28"/>
-          <w:szCs w:val="28"/>
+          <w:color w:val="000000" w:themeColor="text1"/>
+          <w:sz w:val="28"/>
+          <w:szCs w:val="28"/>
+          <w:lang w:val="ru-RU"/>
         </w:rPr>
         <w:drawing>
-          <wp:inline distT="0" distB="0" distL="0" distR="0" wp14:anchorId="4EDA7118" wp14:editId="2D317B4A">
-            <wp:extent cx="3540370" cy="1894058"/>
-            <wp:effectExtent l="19050" t="19050" r="22225" b="11430"/>
-            <wp:docPr id="21" name="Рисунок 21"/>
+          <wp:inline distT="0" distB="0" distL="0" distR="0" wp14:anchorId="604F84D1" wp14:editId="400B57E8">
+            <wp:extent cx="3133164" cy="1673810"/>
+            <wp:effectExtent l="0" t="0" r="0" b="3175"/>
+            <wp:docPr id="2" name="Рисунок 2"/>
             <wp:cNvGraphicFramePr>
               <a:graphicFrameLocks xmlns:a="http://schemas.openxmlformats.org/drawingml/2006/main" noChangeAspect="1"/>
             </wp:cNvGraphicFramePr>
@@ -1932,16 +1970,11 @@
                   <pic:spPr>
                     <a:xfrm>
                       <a:off x="0" y="0"/>
-                      <a:ext cx="3555078" cy="1901927"/>
+                      <a:ext cx="3178940" cy="1698265"/>
                     </a:xfrm>
                     <a:prstGeom prst="rect">
                       <a:avLst/>
                     </a:prstGeom>
-                    <a:ln>
-                      <a:solidFill>
-                        <a:schemeClr val="tx1"/>
-                      </a:solidFill>
-                    </a:ln>
                   </pic:spPr>
                 </pic:pic>
               </a:graphicData>
@@ -2183,6 +2216,7 @@
           <w:color w:val="000000" w:themeColor="text1"/>
           <w:sz w:val="28"/>
           <w:szCs w:val="28"/>
+          <w:lang w:val="ru-RU" w:eastAsia="ru-RU"/>
         </w:rPr>
         <w:lastRenderedPageBreak/>
         <w:drawing>
@@ -2283,16 +2317,16 @@
       <w:r>
         <w:rPr>
           <w:rFonts w:ascii="Times New Roman" w:hAnsi="Times New Roman" w:cs="Times New Roman"/>
-          <w:noProof/>
-          <w:color w:val="000000" w:themeColor="text1"/>
-          <w:sz w:val="28"/>
-          <w:szCs w:val="28"/>
+          <w:color w:val="000000" w:themeColor="text1"/>
+          <w:sz w:val="28"/>
+          <w:szCs w:val="28"/>
+          <w:lang w:val="ru-RU"/>
         </w:rPr>
         <w:drawing>
-          <wp:inline distT="0" distB="0" distL="0" distR="0" wp14:anchorId="7EAB95D5" wp14:editId="17A0076A">
-            <wp:extent cx="1943100" cy="1285875"/>
-            <wp:effectExtent l="0" t="0" r="0" b="9525"/>
-            <wp:docPr id="28" name="Рисунок 28"/>
+          <wp:inline distT="0" distB="0" distL="0" distR="0" wp14:anchorId="3ED4571A" wp14:editId="731E4E71">
+            <wp:extent cx="1743318" cy="1038370"/>
+            <wp:effectExtent l="0" t="0" r="9525" b="9525"/>
+            <wp:docPr id="3" name="Рисунок 3"/>
             <wp:cNvGraphicFramePr>
               <a:graphicFrameLocks xmlns:a="http://schemas.openxmlformats.org/drawingml/2006/main" noChangeAspect="1"/>
             </wp:cNvGraphicFramePr>
@@ -2312,7 +2346,7 @@
                   <pic:spPr>
                     <a:xfrm>
                       <a:off x="0" y="0"/>
-                      <a:ext cx="1943100" cy="1285875"/>
+                      <a:ext cx="1743318" cy="1038370"/>
                     </a:xfrm>
                     <a:prstGeom prst="rect">
                       <a:avLst/>
@@ -2324,6 +2358,8 @@
           </wp:inline>
         </w:drawing>
       </w:r>
+      <w:bookmarkStart w:id="2" w:name="_GoBack"/>
+      <w:bookmarkEnd w:id="2"/>
     </w:p>
     <w:p>
       <w:pPr>
@@ -2459,6 +2495,7 @@
           <w:color w:val="000000" w:themeColor="text1"/>
           <w:sz w:val="28"/>
           <w:szCs w:val="28"/>
+          <w:lang w:val="ru-RU" w:eastAsia="ru-RU"/>
         </w:rPr>
         <w:lastRenderedPageBreak/>
         <w:drawing>
@@ -2568,6 +2605,7 @@
           <w:color w:val="000000" w:themeColor="text1"/>
           <w:sz w:val="28"/>
           <w:szCs w:val="28"/>
+          <w:lang w:val="ru-RU" w:eastAsia="ru-RU"/>
         </w:rPr>
         <w:drawing>
           <wp:inline distT="0" distB="0" distL="0" distR="0" wp14:anchorId="29EC1874" wp14:editId="6172DB07">
@@ -2650,7 +2688,7 @@
           <w:szCs w:val="28"/>
           <w:lang w:val="ru-RU"/>
         </w:rPr>
-        <w:t xml:space="preserve">Таким образом, в данной лабораторной работе были рассмотрены и выполнены различные процессы автоматизации с использованием Power </w:t>
+        <w:t xml:space="preserve">Таким образом, в данной лабораторной работе были рассмотрены и выполнены различные процессы автоматизации с использованием </w:t>
       </w:r>
       <w:proofErr w:type="spellStart"/>
       <w:r>
@@ -2661,6 +2699,28 @@
           <w:szCs w:val="28"/>
           <w:lang w:val="ru-RU"/>
         </w:rPr>
+        <w:t>Power</w:t>
+      </w:r>
+      <w:proofErr w:type="spellEnd"/>
+      <w:r>
+        <w:rPr>
+          <w:rFonts w:ascii="Times New Roman" w:hAnsi="Times New Roman" w:cs="Times New Roman"/>
+          <w:color w:val="000000" w:themeColor="text1"/>
+          <w:sz w:val="28"/>
+          <w:szCs w:val="28"/>
+          <w:lang w:val="ru-RU"/>
+        </w:rPr>
+        <w:t xml:space="preserve"> </w:t>
+      </w:r>
+      <w:proofErr w:type="spellStart"/>
+      <w:r>
+        <w:rPr>
+          <w:rFonts w:ascii="Times New Roman" w:hAnsi="Times New Roman" w:cs="Times New Roman"/>
+          <w:color w:val="000000" w:themeColor="text1"/>
+          <w:sz w:val="28"/>
+          <w:szCs w:val="28"/>
+          <w:lang w:val="ru-RU"/>
+        </w:rPr>
         <w:t>Automate</w:t>
       </w:r>
       <w:proofErr w:type="spellEnd"/>
@@ -2672,7 +2732,29 @@
           <w:szCs w:val="28"/>
           <w:lang w:val="ru-RU"/>
         </w:rPr>
-        <w:t xml:space="preserve"> Desktop. В ходе выполнения заданий были изучены навыки распознавания электронных адресов, обработки текстовых файлов, взаимодействия с пользователем, а также использования оптического распознавания символов (OCR) для извлечения информации из изображений и работа с таблицами данных. Эти навыки могут быть полезными при автоматизации различных бизнес-процессов и задач.</w:t>
+        <w:t xml:space="preserve"> </w:t>
+      </w:r>
+      <w:proofErr w:type="spellStart"/>
+      <w:r>
+        <w:rPr>
+          <w:rFonts w:ascii="Times New Roman" w:hAnsi="Times New Roman" w:cs="Times New Roman"/>
+          <w:color w:val="000000" w:themeColor="text1"/>
+          <w:sz w:val="28"/>
+          <w:szCs w:val="28"/>
+          <w:lang w:val="ru-RU"/>
+        </w:rPr>
+        <w:t>Desktop</w:t>
+      </w:r>
+      <w:proofErr w:type="spellEnd"/>
+      <w:r>
+        <w:rPr>
+          <w:rFonts w:ascii="Times New Roman" w:hAnsi="Times New Roman" w:cs="Times New Roman"/>
+          <w:color w:val="000000" w:themeColor="text1"/>
+          <w:sz w:val="28"/>
+          <w:szCs w:val="28"/>
+          <w:lang w:val="ru-RU"/>
+        </w:rPr>
+        <w:t>. В ходе выполнения заданий были изучены навыки распознавания электронных адресов, обработки текстовых файлов, взаимодействия с пользователем, а также использования оптического распознавания символов (OCR) для извлечения информации из изображений и работа с таблицами данных. Эти навыки могут быть полезными при автоматизации различных бизнес-процессов и задач.</w:t>
       </w:r>
     </w:p>
     <w:sectPr>
@@ -2686,7 +2768,7 @@
 </file>
 
 <file path=word/styles.xml><?xml version="1.0" encoding="utf-8"?>
-<w:styles xmlns:mc="http://schemas.openxmlformats.org/markup-compatibility/2006" xmlns:r="http://schemas.openxmlformats.org/officeDocument/2006/relationships" xmlns:w="http://schemas.openxmlformats.org/wordprocessingml/2006/main" xmlns:w14="http://schemas.microsoft.com/office/word/2010/wordml" xmlns:w15="http://schemas.microsoft.com/office/word/2012/wordml" xmlns:w16cex="http://schemas.microsoft.com/office/word/2018/wordml/cex" xmlns:w16cid="http://schemas.microsoft.com/office/word/2016/wordml/cid" xmlns:w16="http://schemas.microsoft.com/office/word/2018/wordml" xmlns:w16du="http://schemas.microsoft.com/office/word/2023/wordml/word16du" xmlns:w16sdtdh="http://schemas.microsoft.com/office/word/2020/wordml/sdtdatahash" xmlns:w16se="http://schemas.microsoft.com/office/word/2015/wordml/symex" mc:Ignorable="w14 w15 w16se w16cid w16 w16cex w16sdtdh w16du">
+<w:styles xmlns:mc="http://schemas.openxmlformats.org/markup-compatibility/2006" xmlns:r="http://schemas.openxmlformats.org/officeDocument/2006/relationships" xmlns:w="http://schemas.openxmlformats.org/wordprocessingml/2006/main" xmlns:w14="http://schemas.microsoft.com/office/word/2010/wordml" xmlns:w15="http://schemas.microsoft.com/office/word/2012/wordml" xmlns:w16se="http://schemas.microsoft.com/office/word/2015/wordml/symex" mc:Ignorable="w14 w15 w16se">
   <w:docDefaults>
     <w:rPrDefault>
       <w:rPr>
@@ -2704,7 +2786,7 @@
       </w:pPr>
     </w:pPrDefault>
   </w:docDefaults>
-  <w:latentStyles w:defLockedState="0" w:defUIPriority="99" w:defSemiHidden="0" w:defUnhideWhenUsed="0" w:defQFormat="0" w:count="376">
+  <w:latentStyles w:defLockedState="0" w:defUIPriority="99" w:defSemiHidden="0" w:defUnhideWhenUsed="0" w:defQFormat="0" w:count="371">
     <w:lsdException w:name="Normal" w:uiPriority="0" w:qFormat="1"/>
     <w:lsdException w:name="heading 1" w:uiPriority="9" w:qFormat="1"/>
     <w:lsdException w:name="heading 2" w:semiHidden="1" w:uiPriority="9" w:unhideWhenUsed="1" w:qFormat="1"/>
@@ -3076,11 +3158,6 @@
     <w:lsdException w:name="List Table 5 Dark Accent 6" w:uiPriority="50"/>
     <w:lsdException w:name="List Table 6 Colorful Accent 6" w:uiPriority="51"/>
     <w:lsdException w:name="List Table 7 Colorful Accent 6" w:uiPriority="52"/>
-    <w:lsdException w:name="Mention" w:semiHidden="1" w:unhideWhenUsed="1"/>
-    <w:lsdException w:name="Smart Hyperlink" w:semiHidden="1" w:unhideWhenUsed="1"/>
-    <w:lsdException w:name="Hashtag" w:semiHidden="1" w:unhideWhenUsed="1"/>
-    <w:lsdException w:name="Unresolved Mention" w:semiHidden="1" w:unhideWhenUsed="1"/>
-    <w:lsdException w:name="Smart Link" w:semiHidden="1" w:unhideWhenUsed="1"/>
   </w:latentStyles>
   <w:style w:type="paragraph" w:default="1" w:styleId="a">
     <w:name w:val="Normal"/>
